--- a/deliverable-docs/3. Bounded Context Diagram.docx
+++ b/deliverable-docs/3. Bounded Context Diagram.docx
@@ -617,7 +617,6 @@
     <w:p/>
     <w:p>
       <w:r>
-        <w:rPr/>
         <w:t xml:space="preserve">Records the outcome of each student's exam sitting. Both studentId and examId are cross-boundary references. When a result is published, this context emits a </w:t>
       </w:r>
       <w:r>
@@ -627,7 +626,6 @@
         <w:t>result.published</w:t>
       </w:r>
       <w:r>
-        <w:rPr/>
         <w:t xml:space="preserve"> Kafka event carrying studentId, examId, grade, and score — downstream contexts consume this event and maintain their own local copies of the data they need.</w:t>
       </w:r>
     </w:p>
@@ -729,7 +727,6 @@
     <w:p/>
     <w:p>
       <w:r>
-        <w:rPr/>
         <w:t xml:space="preserve">Generates and stores PDF transcripts using pdfkit. Consumes </w:t>
       </w:r>
       <w:r>
@@ -739,7 +736,6 @@
         <w:t>result.published</w:t>
       </w:r>
       <w:r>
-        <w:rPr/>
         <w:t xml:space="preserve"> Kafka events to keep a local grade snapshot. When a transcript is requested on demand, it calls Result Service via REST to fetch the full grade list, generates the PDF, stores it, and records the metadata in transcripts_db.</w:t>
       </w:r>
     </w:p>
@@ -843,7 +839,6 @@
     <w:p/>
     <w:p>
       <w:r>
-        <w:rPr/>
         <w:t xml:space="preserve">A pure Kafka consumer context — it has no REST endpoints called by other services. Listens on </w:t>
       </w:r>
       <w:r>
@@ -853,7 +848,6 @@
         <w:t>student.created</w:t>
       </w:r>
       <w:r>
-        <w:rPr/>
         <w:t xml:space="preserve">, </w:t>
       </w:r>
       <w:r>
@@ -863,7 +857,6 @@
         <w:t>exam.registered</w:t>
       </w:r>
       <w:r>
-        <w:rPr/>
         <w:t xml:space="preserve">, and </w:t>
       </w:r>
       <w:r>
@@ -873,7 +866,6 @@
         <w:t>result.published</w:t>
       </w:r>
       <w:r>
-        <w:rPr/>
         <w:t xml:space="preserve"> topics. Sends email or SMS alerts and logs every notification to notif_db for audit purposes. studentId from the event payload is stored as a reference.</w:t>
       </w:r>
     </w:p>
@@ -979,7 +971,6 @@
     <w:p/>
     <w:p>
       <w:r>
-        <w:rPr/>
         <w:t xml:space="preserve">Aggregates system-wide metrics for the admin portal. Consumes </w:t>
       </w:r>
       <w:r>
@@ -989,11 +980,9 @@
         <w:t>result.published</w:t>
       </w:r>
       <w:r>
-        <w:rPr/>
         <w:t xml:space="preserve"> Kafka events and computes pass rates, grade distributions, and enrolment statistics. Stores pre-computed snapshots so admin queries are fast and do not put load on operational services.</w:t>
       </w:r>
     </w:p>
-    <w:p/>
     <w:p>
       <w:pPr>
         <w:pStyle w:val="Heading1"/>
@@ -1248,7 +1237,6 @@
           </w:tcPr>
           <w:p>
             <w:r>
-              <w:lastRenderedPageBreak/>
               <w:t>Transcript</w:t>
             </w:r>
           </w:p>
@@ -1291,6 +1279,7 @@
           </w:tcPr>
           <w:p>
             <w:r>
+              <w:lastRenderedPageBreak/>
               <w:t>Transcript</w:t>
             </w:r>
           </w:p>
@@ -1443,7 +1432,6 @@
               <w:t>result.published</w:t>
             </w:r>
             <w:r>
-              <w:rPr/>
               <w:t xml:space="preserve"> Kafka event</w:t>
             </w:r>
           </w:p>
@@ -1512,7 +1500,6 @@
     <w:p/>
     <w:p>
       <w:r>
-        <w:rPr/>
         <w:t>References: Service Identification Table, Architecture Design Document, Section 7 (Inter-Service Communication), Service Communication Diagram.</w:t>
       </w:r>
     </w:p>
